--- a/typeScriptPlaywright/docs/6. Final_Playwright Page Objects.docx
+++ b/typeScriptPlaywright/docs/6. Final_Playwright Page Objects.docx
@@ -1,6 +1,6 @@
 
 <file path=word/document.xml><?xml version="1.0" encoding="utf-8"?>
-<w:document xmlns:wpc="http://schemas.microsoft.com/office/word/2010/wordprocessingCanvas" xmlns:mc="http://schemas.openxmlformats.org/markup-compatibility/2006" xmlns:o="urn:schemas-microsoft-com:office:office" xmlns:r="http://schemas.openxmlformats.org/officeDocument/2006/relationships" xmlns:m="http://schemas.openxmlformats.org/officeDocument/2006/math" xmlns:v="urn:schemas-microsoft-com:vml" xmlns:wp14="http://schemas.microsoft.com/office/word/2010/wordprocessingDrawing" xmlns:wp="http://schemas.openxmlformats.org/drawingml/2006/wordprocessingDrawing" xmlns:w10="urn:schemas-microsoft-com:office:word" xmlns:w="http://schemas.openxmlformats.org/wordprocessingml/2006/main" xmlns:w14="http://schemas.microsoft.com/office/word/2010/wordml" xmlns:wpg="http://schemas.microsoft.com/office/word/2010/wordprocessingGroup" xmlns:wpi="http://schemas.microsoft.com/office/word/2010/wordprocessingInk" xmlns:wne="http://schemas.microsoft.com/office/word/2006/wordml" xmlns:wps="http://schemas.microsoft.com/office/word/2010/wordprocessingShape" mc:Ignorable="w14 wp14">
+<w:document xmlns:ve="http://schemas.openxmlformats.org/markup-compatibility/2006" xmlns:o="urn:schemas-microsoft-com:office:office" xmlns:r="http://schemas.openxmlformats.org/officeDocument/2006/relationships" xmlns:m="http://schemas.openxmlformats.org/officeDocument/2006/math" xmlns:v="urn:schemas-microsoft-com:vml" xmlns:wp="http://schemas.openxmlformats.org/drawingml/2006/wordprocessingDrawing" xmlns:w10="urn:schemas-microsoft-com:office:word" xmlns:w="http://schemas.openxmlformats.org/wordprocessingml/2006/main" xmlns:wne="http://schemas.microsoft.com/office/word/2006/wordml">
   <w:body>
     <w:p>
       <w:pPr>
@@ -62,7 +62,7 @@
           <w:noProof/>
         </w:rPr>
         <w:drawing>
-          <wp:inline distT="0" distB="0" distL="0" distR="0" wp14:anchorId="2C9A600F" wp14:editId="3963E356">
+          <wp:inline distT="0" distB="0" distL="0" distR="0">
             <wp:extent cx="5939237" cy="468172"/>
             <wp:effectExtent l="76200" t="76200" r="137795" b="141605"/>
             <wp:docPr id="1" name="Picture 1"/>
@@ -107,7 +107,7 @@
                     </a:effectLst>
                     <a:extLst>
                       <a:ext uri="{53640926-AAD7-44D8-BBD7-CCE9431645EC}">
-                        <a14:shadowObscured xmlns:a14="http://schemas.microsoft.com/office/drawing/2010/main"/>
+                        <a14:shadowObscured xmlns:a14="http://schemas.microsoft.com/office/drawing/2010/main" xmlns:wps="http://schemas.microsoft.com/office/word/2010/wordprocessingShape" xmlns:wpi="http://schemas.microsoft.com/office/word/2010/wordprocessingInk" xmlns:wpg="http://schemas.microsoft.com/office/word/2010/wordprocessingGroup" xmlns:w14="http://schemas.microsoft.com/office/word/2010/wordml" xmlns:w="http://schemas.openxmlformats.org/wordprocessingml/2006/main" xmlns:w10="urn:schemas-microsoft-com:office:word" xmlns:wp14="http://schemas.microsoft.com/office/word/2010/wordprocessingDrawing" xmlns:v="urn:schemas-microsoft-com:vml" xmlns:o="urn:schemas-microsoft-com:office:office" xmlns:mc="http://schemas.openxmlformats.org/markup-compatibility/2006" xmlns:wpc="http://schemas.microsoft.com/office/word/2010/wordprocessingCanvas" xmlns=""/>
                       </a:ext>
                     </a:extLst>
                   </pic:spPr>
@@ -143,7 +143,7 @@
           <w:noProof/>
         </w:rPr>
         <w:drawing>
-          <wp:inline distT="0" distB="0" distL="0" distR="0" wp14:anchorId="48152372" wp14:editId="6DFDB802">
+          <wp:inline distT="0" distB="0" distL="0" distR="0">
             <wp:extent cx="5935503" cy="526694"/>
             <wp:effectExtent l="76200" t="76200" r="122555" b="140335"/>
             <wp:docPr id="2" name="Picture 2"/>
@@ -188,7 +188,7 @@
                     </a:effectLst>
                     <a:extLst>
                       <a:ext uri="{53640926-AAD7-44D8-BBD7-CCE9431645EC}">
-                        <a14:shadowObscured xmlns:a14="http://schemas.microsoft.com/office/drawing/2010/main"/>
+                        <a14:shadowObscured xmlns:a14="http://schemas.microsoft.com/office/drawing/2010/main" xmlns:wps="http://schemas.microsoft.com/office/word/2010/wordprocessingShape" xmlns:wpi="http://schemas.microsoft.com/office/word/2010/wordprocessingInk" xmlns:wpg="http://schemas.microsoft.com/office/word/2010/wordprocessingGroup" xmlns:w14="http://schemas.microsoft.com/office/word/2010/wordml" xmlns:w="http://schemas.openxmlformats.org/wordprocessingml/2006/main" xmlns:w10="urn:schemas-microsoft-com:office:word" xmlns:wp14="http://schemas.microsoft.com/office/word/2010/wordprocessingDrawing" xmlns:v="urn:schemas-microsoft-com:vml" xmlns:o="urn:schemas-microsoft-com:office:office" xmlns:mc="http://schemas.openxmlformats.org/markup-compatibility/2006" xmlns:wpc="http://schemas.microsoft.com/office/word/2010/wordprocessingCanvas" xmlns=""/>
                       </a:ext>
                     </a:extLst>
                   </pic:spPr>
@@ -238,7 +238,7 @@
           <w:noProof/>
         </w:rPr>
         <w:drawing>
-          <wp:inline distT="0" distB="0" distL="0" distR="0" wp14:anchorId="39891EA3" wp14:editId="5C691B12">
+          <wp:inline distT="0" distB="0" distL="0" distR="0">
             <wp:extent cx="5943600" cy="2115185"/>
             <wp:effectExtent l="76200" t="76200" r="133350" b="132715"/>
             <wp:docPr id="3" name="Picture 3"/>
@@ -328,7 +328,7 @@
         </w:rPr>
         <w:lastRenderedPageBreak/>
         <w:drawing>
-          <wp:inline distT="0" distB="0" distL="0" distR="0" wp14:anchorId="474062CC" wp14:editId="0C1AFD1C">
+          <wp:inline distT="0" distB="0" distL="0" distR="0">
             <wp:extent cx="5943600" cy="1844675"/>
             <wp:effectExtent l="76200" t="76200" r="133350" b="136525"/>
             <wp:docPr id="6" name="Picture 6"/>
@@ -417,7 +417,7 @@
           <w:noProof/>
         </w:rPr>
         <w:drawing>
-          <wp:inline distT="0" distB="0" distL="0" distR="0" wp14:anchorId="026CDC37" wp14:editId="2548D092">
+          <wp:inline distT="0" distB="0" distL="0" distR="0">
             <wp:extent cx="3619500" cy="3095625"/>
             <wp:effectExtent l="76200" t="76200" r="133350" b="142875"/>
             <wp:docPr id="7" name="Picture 7"/>
@@ -492,7 +492,7 @@
           <w:noProof/>
         </w:rPr>
         <w:drawing>
-          <wp:inline distT="0" distB="0" distL="0" distR="0" wp14:anchorId="7576396B" wp14:editId="5385C08C">
+          <wp:inline distT="0" distB="0" distL="0" distR="0">
             <wp:extent cx="3295650" cy="409575"/>
             <wp:effectExtent l="76200" t="76200" r="133350" b="142875"/>
             <wp:docPr id="9" name="Picture 9"/>
@@ -582,7 +582,7 @@
         </w:rPr>
         <w:lastRenderedPageBreak/>
         <w:drawing>
-          <wp:inline distT="0" distB="0" distL="0" distR="0" wp14:anchorId="4D388C4E" wp14:editId="0D6B7730">
+          <wp:inline distT="0" distB="0" distL="0" distR="0">
             <wp:extent cx="2590800" cy="1981200"/>
             <wp:effectExtent l="76200" t="76200" r="133350" b="133350"/>
             <wp:docPr id="10" name="Picture 10"/>
@@ -689,7 +689,7 @@
           <w:noProof/>
         </w:rPr>
         <w:drawing>
-          <wp:inline distT="0" distB="0" distL="0" distR="0" wp14:anchorId="6EC820A9" wp14:editId="0E99E464">
+          <wp:inline distT="0" distB="0" distL="0" distR="0">
             <wp:extent cx="5943600" cy="1798955"/>
             <wp:effectExtent l="76200" t="76200" r="133350" b="125095"/>
             <wp:docPr id="8" name="Picture 8"/>
@@ -824,7 +824,7 @@
         </w:rPr>
         <w:lastRenderedPageBreak/>
         <w:drawing>
-          <wp:inline distT="0" distB="0" distL="0" distR="0" wp14:anchorId="40DB8082" wp14:editId="3FDDCD33">
+          <wp:inline distT="0" distB="0" distL="0" distR="0">
             <wp:extent cx="2600325" cy="2219325"/>
             <wp:effectExtent l="76200" t="76200" r="142875" b="142875"/>
             <wp:docPr id="12" name="Picture 12"/>
@@ -893,7 +893,7 @@
           <w:noProof/>
         </w:rPr>
         <w:drawing>
-          <wp:inline distT="0" distB="0" distL="0" distR="0" wp14:anchorId="3B15EC6D" wp14:editId="531BF5B3">
+          <wp:inline distT="0" distB="0" distL="0" distR="0">
             <wp:extent cx="4528109" cy="2855162"/>
             <wp:effectExtent l="76200" t="76200" r="139700" b="135890"/>
             <wp:docPr id="13" name="Picture 13"/>
@@ -995,7 +995,7 @@
         <w:rPr>
           <w:rFonts w:ascii="Century" w:hAnsi="Century"/>
         </w:rPr>
-        <w:t xml:space="preserve"> =&gt; </w:t>
+        <w:t xml:space="preserve"> =&gt;</w:t>
       </w:r>
       <w:r>
         <w:rPr>
@@ -1022,7 +1022,7 @@
         <w:rPr>
           <w:rFonts w:ascii="Century" w:hAnsi="Century"/>
         </w:rPr>
-        <w:t xml:space="preserve"> =&gt; </w:t>
+        <w:t xml:space="preserve"> =&gt;</w:t>
       </w:r>
       <w:proofErr w:type="gramStart"/>
       <w:r>
@@ -1072,7 +1072,7 @@
         </w:rPr>
         <w:lastRenderedPageBreak/>
         <w:drawing>
-          <wp:inline distT="0" distB="0" distL="0" distR="0" wp14:anchorId="72ADC7A4" wp14:editId="0FD0C2D6">
+          <wp:inline distT="0" distB="0" distL="0" distR="0">
             <wp:extent cx="5943600" cy="3890645"/>
             <wp:effectExtent l="76200" t="76200" r="133350" b="128905"/>
             <wp:docPr id="5" name="Picture 5"/>
@@ -1188,7 +1188,7 @@
         </w:rPr>
         <w:lastRenderedPageBreak/>
         <w:drawing>
-          <wp:inline distT="0" distB="0" distL="0" distR="0" wp14:anchorId="756F2DB8" wp14:editId="55F9C9F5">
+          <wp:inline distT="0" distB="0" distL="0" distR="0">
             <wp:extent cx="5574182" cy="7943853"/>
             <wp:effectExtent l="76200" t="76200" r="140970" b="133350"/>
             <wp:docPr id="14" name="Picture 14"/>
@@ -1263,7 +1263,7 @@
           <w:noProof/>
         </w:rPr>
         <w:drawing>
-          <wp:inline distT="0" distB="0" distL="0" distR="0" wp14:anchorId="4D964454" wp14:editId="550FE33B">
+          <wp:inline distT="0" distB="0" distL="0" distR="0">
             <wp:extent cx="5943600" cy="2548255"/>
             <wp:effectExtent l="76200" t="76200" r="133350" b="137795"/>
             <wp:docPr id="16" name="Picture 16"/>
@@ -1343,7 +1343,7 @@
           <w:noProof/>
         </w:rPr>
         <w:drawing>
-          <wp:inline distT="0" distB="0" distL="0" distR="0" wp14:anchorId="0BA1E653" wp14:editId="70F14455">
+          <wp:inline distT="0" distB="0" distL="0" distR="0">
             <wp:extent cx="5943600" cy="3244215"/>
             <wp:effectExtent l="76200" t="76200" r="133350" b="127635"/>
             <wp:docPr id="17" name="Picture 17"/>
@@ -1504,7 +1504,7 @@
           <w:noProof/>
         </w:rPr>
         <w:drawing>
-          <wp:inline distT="0" distB="0" distL="0" distR="0" wp14:anchorId="7287620A" wp14:editId="12CEA5A1">
+          <wp:inline distT="0" distB="0" distL="0" distR="0">
             <wp:extent cx="5943600" cy="2381250"/>
             <wp:effectExtent l="76200" t="76200" r="133350" b="133350"/>
             <wp:docPr id="19" name="Picture 19"/>
@@ -1565,7 +1565,7 @@
           <w:noProof/>
         </w:rPr>
         <w:drawing>
-          <wp:inline distT="0" distB="0" distL="0" distR="0" wp14:anchorId="49DD54BA" wp14:editId="162E7690">
+          <wp:inline distT="0" distB="0" distL="0" distR="0">
             <wp:extent cx="5943600" cy="3296920"/>
             <wp:effectExtent l="76200" t="76200" r="133350" b="132080"/>
             <wp:docPr id="20" name="Picture 20"/>
@@ -1670,7 +1670,7 @@
           <w:noProof/>
         </w:rPr>
         <w:drawing>
-          <wp:inline distT="0" distB="0" distL="0" distR="0" wp14:anchorId="76623472" wp14:editId="4A7BDE37">
+          <wp:inline distT="0" distB="0" distL="0" distR="0">
             <wp:extent cx="5896051" cy="3745383"/>
             <wp:effectExtent l="76200" t="76200" r="123825" b="140970"/>
             <wp:docPr id="4" name="Picture 4"/>
@@ -1715,7 +1715,7 @@
                     </a:effectLst>
                     <a:extLst>
                       <a:ext uri="{53640926-AAD7-44D8-BBD7-CCE9431645EC}">
-                        <a14:shadowObscured xmlns:a14="http://schemas.microsoft.com/office/drawing/2010/main"/>
+                        <a14:shadowObscured xmlns:a14="http://schemas.microsoft.com/office/drawing/2010/main" xmlns:wps="http://schemas.microsoft.com/office/word/2010/wordprocessingShape" xmlns:wpi="http://schemas.microsoft.com/office/word/2010/wordprocessingInk" xmlns:wpg="http://schemas.microsoft.com/office/word/2010/wordprocessingGroup" xmlns:w14="http://schemas.microsoft.com/office/word/2010/wordml" xmlns:w="http://schemas.openxmlformats.org/wordprocessingml/2006/main" xmlns:w10="urn:schemas-microsoft-com:office:word" xmlns:wp14="http://schemas.microsoft.com/office/word/2010/wordprocessingDrawing" xmlns:v="urn:schemas-microsoft-com:vml" xmlns:o="urn:schemas-microsoft-com:office:office" xmlns:mc="http://schemas.openxmlformats.org/markup-compatibility/2006" xmlns:wpc="http://schemas.microsoft.com/office/word/2010/wordprocessingCanvas" xmlns=""/>
                       </a:ext>
                     </a:extLst>
                   </pic:spPr>
@@ -1737,7 +1737,7 @@
           <w:noProof/>
         </w:rPr>
         <w:drawing>
-          <wp:inline distT="0" distB="0" distL="0" distR="0" wp14:anchorId="3E00D40B" wp14:editId="0A7F6FA6">
+          <wp:inline distT="0" distB="0" distL="0" distR="0">
             <wp:extent cx="5943600" cy="3481705"/>
             <wp:effectExtent l="76200" t="76200" r="133350" b="137795"/>
             <wp:docPr id="11" name="Picture 11"/>
@@ -1901,13 +1901,14 @@
       </w:pPr>
       <w:r>
         <w:rPr>
+          <w:rFonts w:ascii="Century" w:hAnsi="Century"/>
           <w:noProof/>
         </w:rPr>
         <w:drawing>
-          <wp:inline distT="0" distB="0" distL="0" distR="0" wp14:anchorId="0BB98664" wp14:editId="3A393210">
-            <wp:extent cx="4272077" cy="3269690"/>
-            <wp:effectExtent l="76200" t="76200" r="128905" b="140335"/>
-            <wp:docPr id="15" name="Picture 15"/>
+          <wp:inline distT="0" distB="0" distL="0" distR="0">
+            <wp:extent cx="4345422" cy="4361737"/>
+            <wp:effectExtent l="38100" t="57150" r="112278" b="95963"/>
+            <wp:docPr id="23" name="Picture 4"/>
             <wp:cNvGraphicFramePr>
               <a:graphicFrameLocks xmlns:a="http://schemas.openxmlformats.org/drawingml/2006/main" noChangeAspect="1"/>
             </wp:cNvGraphicFramePr>
@@ -1915,19 +1916,22 @@
               <a:graphicData uri="http://schemas.openxmlformats.org/drawingml/2006/picture">
                 <pic:pic xmlns:pic="http://schemas.openxmlformats.org/drawingml/2006/picture">
                   <pic:nvPicPr>
-                    <pic:cNvPr id="0" name=""/>
-                    <pic:cNvPicPr/>
+                    <pic:cNvPr id="0" name="Picture 4"/>
+                    <pic:cNvPicPr>
+                      <a:picLocks noChangeAspect="1" noChangeArrowheads="1"/>
+                    </pic:cNvPicPr>
                   </pic:nvPicPr>
                   <pic:blipFill>
                     <a:blip r:embed="rId24"/>
+                    <a:srcRect/>
                     <a:stretch>
                       <a:fillRect/>
                     </a:stretch>
                   </pic:blipFill>
-                  <pic:spPr>
+                  <pic:spPr bwMode="auto">
                     <a:xfrm>
                       <a:off x="0" y="0"/>
-                      <a:ext cx="4273414" cy="3270713"/>
+                      <a:ext cx="4346838" cy="4363158"/>
                     </a:xfrm>
                     <a:prstGeom prst="rect">
                       <a:avLst/>
@@ -2003,13 +2007,28 @@
       </w:pPr>
       <w:r>
         <w:rPr>
+          <w:rFonts w:ascii="Century" w:hAnsi="Century"/>
+        </w:rPr>
+        <w:t>We have defined all the page fixtures in pages object.</w:t>
+      </w:r>
+    </w:p>
+    <w:p>
+      <w:pPr>
+        <w:rPr>
+          <w:rFonts w:ascii="Century" w:hAnsi="Century"/>
+        </w:rPr>
+      </w:pPr>
+      <w:r>
+        <w:rPr>
+          <w:rFonts w:ascii="Century" w:hAnsi="Century"/>
           <w:noProof/>
         </w:rPr>
+        <w:lastRenderedPageBreak/>
         <w:drawing>
-          <wp:inline distT="0" distB="0" distL="0" distR="0" wp14:anchorId="40AEC9E9" wp14:editId="0C84C750">
-            <wp:extent cx="4045306" cy="2463577"/>
-            <wp:effectExtent l="76200" t="76200" r="127000" b="127635"/>
-            <wp:docPr id="21" name="Picture 21"/>
+          <wp:inline distT="0" distB="0" distL="0" distR="0">
+            <wp:extent cx="3365228" cy="2177830"/>
+            <wp:effectExtent l="38100" t="57150" r="120922" b="89120"/>
+            <wp:docPr id="18" name="Picture 1"/>
             <wp:cNvGraphicFramePr>
               <a:graphicFrameLocks xmlns:a="http://schemas.openxmlformats.org/drawingml/2006/main" noChangeAspect="1"/>
             </wp:cNvGraphicFramePr>
@@ -2017,19 +2036,22 @@
               <a:graphicData uri="http://schemas.openxmlformats.org/drawingml/2006/picture">
                 <pic:pic xmlns:pic="http://schemas.openxmlformats.org/drawingml/2006/picture">
                   <pic:nvPicPr>
-                    <pic:cNvPr id="0" name=""/>
-                    <pic:cNvPicPr/>
+                    <pic:cNvPr id="0" name="Picture 1"/>
+                    <pic:cNvPicPr>
+                      <a:picLocks noChangeAspect="1" noChangeArrowheads="1"/>
+                    </pic:cNvPicPr>
                   </pic:nvPicPr>
                   <pic:blipFill>
                     <a:blip r:embed="rId25"/>
+                    <a:srcRect/>
                     <a:stretch>
                       <a:fillRect/>
                     </a:stretch>
                   </pic:blipFill>
-                  <pic:spPr>
+                  <pic:spPr bwMode="auto">
                     <a:xfrm>
                       <a:off x="0" y="0"/>
-                      <a:ext cx="4048250" cy="2465370"/>
+                      <a:ext cx="3368331" cy="2179838"/>
                     </a:xfrm>
                     <a:prstGeom prst="rect">
                       <a:avLst/>
@@ -2066,26 +2088,155 @@
         <w:rPr>
           <w:rFonts w:ascii="Century" w:hAnsi="Century"/>
         </w:rPr>
+        <w:t>Now we will use the test fixtures in our test.</w:t>
+      </w:r>
+    </w:p>
+    <w:p>
+      <w:pPr>
+        <w:rPr>
+          <w:rFonts w:ascii="Century" w:hAnsi="Century"/>
+        </w:rPr>
+      </w:pPr>
+      <w:r>
+        <w:rPr>
+          <w:rFonts w:ascii="Century" w:hAnsi="Century"/>
+        </w:rPr>
+        <w:t xml:space="preserve">We will comment out individual imports and will only import </w:t>
+      </w:r>
+      <w:proofErr w:type="spellStart"/>
+      <w:r>
+        <w:rPr>
+          <w:rFonts w:ascii="Century" w:hAnsi="Century"/>
+        </w:rPr>
+        <w:t>test_base</w:t>
+      </w:r>
+      <w:proofErr w:type="spellEnd"/>
+      <w:r>
+        <w:rPr>
+          <w:rFonts w:ascii="Century" w:hAnsi="Century"/>
+        </w:rPr>
+        <w:t xml:space="preserve"> which again points to the fixtures file,</w:t>
+      </w:r>
+    </w:p>
+    <w:p>
+      <w:pPr>
+        <w:rPr>
+          <w:rFonts w:ascii="Century" w:hAnsi="Century"/>
+        </w:rPr>
+      </w:pPr>
+      <w:r>
+        <w:rPr>
+          <w:rFonts w:ascii="Century" w:hAnsi="Century"/>
+        </w:rPr>
+        <w:t xml:space="preserve">In the test rather than calling page we will call the pages object defined in </w:t>
+      </w:r>
+      <w:proofErr w:type="spellStart"/>
+      <w:r>
+        <w:rPr>
+          <w:rFonts w:ascii="Century" w:hAnsi="Century"/>
+        </w:rPr>
+        <w:t>test_base</w:t>
+      </w:r>
+      <w:proofErr w:type="spellEnd"/>
+      <w:r>
+        <w:rPr>
+          <w:rFonts w:ascii="Century" w:hAnsi="Century"/>
+        </w:rPr>
+        <w:t>.</w:t>
+      </w:r>
+    </w:p>
+    <w:p>
+      <w:pPr>
+        <w:rPr>
+          <w:rFonts w:ascii="Century" w:hAnsi="Century"/>
+        </w:rPr>
+      </w:pPr>
+      <w:r>
+        <w:rPr>
+          <w:rFonts w:ascii="Century" w:hAnsi="Century"/>
+        </w:rPr>
+        <w:t>We will now call the individual methods using pages object: “</w:t>
+      </w:r>
+      <w:r>
+        <w:rPr>
+          <w:rFonts w:ascii="Century" w:hAnsi="Century"/>
+        </w:rPr>
+        <w:t xml:space="preserve">await </w:t>
+      </w:r>
+      <w:proofErr w:type="spellStart"/>
+      <w:proofErr w:type="gramStart"/>
+      <w:r>
+        <w:rPr>
+          <w:rFonts w:ascii="Century" w:hAnsi="Century"/>
+        </w:rPr>
+        <w:t>pages.Register.navigateToRegister</w:t>
+      </w:r>
+      <w:proofErr w:type="spellEnd"/>
+      <w:r>
+        <w:rPr>
+          <w:rFonts w:ascii="Century" w:hAnsi="Century"/>
+        </w:rPr>
+        <w:t>(</w:t>
+      </w:r>
+      <w:proofErr w:type="gramEnd"/>
+      <w:r>
+        <w:rPr>
+          <w:rFonts w:ascii="Century" w:hAnsi="Century"/>
+        </w:rPr>
+        <w:t>)</w:t>
+      </w:r>
+      <w:r>
+        <w:rPr>
+          <w:rFonts w:ascii="Century" w:hAnsi="Century"/>
+        </w:rPr>
+        <w:t>”</w:t>
+      </w:r>
+    </w:p>
+    <w:p>
+      <w:pPr>
+        <w:rPr>
+          <w:rFonts w:ascii="Century" w:hAnsi="Century"/>
+        </w:rPr>
+      </w:pPr>
+      <w:r>
+        <w:rPr>
+          <w:rFonts w:ascii="Century" w:hAnsi="Century"/>
+        </w:rPr>
+        <w:t xml:space="preserve">When we want to access the page object we can access it using </w:t>
+      </w:r>
+      <w:proofErr w:type="spellStart"/>
+      <w:r>
+        <w:rPr>
+          <w:rFonts w:ascii="Century" w:hAnsi="Century"/>
+          <w:highlight w:val="yellow"/>
+        </w:rPr>
+        <w:t>pages.page</w:t>
+      </w:r>
+      <w:proofErr w:type="spellEnd"/>
+      <w:r>
+        <w:rPr>
+          <w:rFonts w:ascii="Century" w:hAnsi="Century"/>
+        </w:rPr>
+        <w:t>.</w:t>
+      </w:r>
+    </w:p>
+    <w:p>
+      <w:pPr>
+        <w:rPr>
+          <w:rFonts w:ascii="Century" w:hAnsi="Century"/>
+        </w:rPr>
+      </w:pPr>
+      <w:r>
+        <w:rPr>
+          <w:rFonts w:ascii="Century" w:hAnsi="Century"/>
+          <w:noProof/>
+        </w:rPr>
         <w:lastRenderedPageBreak/>
-        <w:t>Now we will use the test fixtures in our test.</w:t>
-      </w:r>
-    </w:p>
-    <w:p>
-      <w:pPr>
-        <w:rPr>
-          <w:rFonts w:ascii="Century" w:hAnsi="Century"/>
-        </w:rPr>
-      </w:pPr>
-      <w:bookmarkStart w:id="0" w:name="_GoBack"/>
-      <w:r>
-        <w:rPr>
-          <w:noProof/>
-        </w:rPr>
         <w:drawing>
-          <wp:inline distT="0" distB="0" distL="0" distR="0" wp14:anchorId="047E00B2" wp14:editId="5B71AF10">
-            <wp:extent cx="5943600" cy="5375275"/>
-            <wp:effectExtent l="76200" t="76200" r="133350" b="130175"/>
-            <wp:docPr id="22" name="Picture 22"/>
+          <wp:inline distT="0" distB="0" distL="0" distR="0">
+            <wp:extent cx="4796412" cy="4201900"/>
+            <wp:effectExtent l="38100" t="57150" r="118488" b="103400"/>
+            <wp:docPr id="24" name="Picture 7"/>
             <wp:cNvGraphicFramePr>
               <a:graphicFrameLocks xmlns:a="http://schemas.openxmlformats.org/drawingml/2006/main" noChangeAspect="1"/>
             </wp:cNvGraphicFramePr>
@@ -2093,19 +2244,22 @@
               <a:graphicData uri="http://schemas.openxmlformats.org/drawingml/2006/picture">
                 <pic:pic xmlns:pic="http://schemas.openxmlformats.org/drawingml/2006/picture">
                   <pic:nvPicPr>
-                    <pic:cNvPr id="0" name=""/>
-                    <pic:cNvPicPr/>
+                    <pic:cNvPr id="0" name="Picture 7"/>
+                    <pic:cNvPicPr>
+                      <a:picLocks noChangeAspect="1" noChangeArrowheads="1"/>
+                    </pic:cNvPicPr>
                   </pic:nvPicPr>
                   <pic:blipFill>
                     <a:blip r:embed="rId26"/>
+                    <a:srcRect/>
                     <a:stretch>
                       <a:fillRect/>
                     </a:stretch>
                   </pic:blipFill>
-                  <pic:spPr>
+                  <pic:spPr bwMode="auto">
                     <a:xfrm>
                       <a:off x="0" y="0"/>
-                      <a:ext cx="5943600" cy="5375275"/>
+                      <a:ext cx="4795097" cy="4200748"/>
                     </a:xfrm>
                     <a:prstGeom prst="rect">
                       <a:avLst/>
@@ -2131,14 +2285,145 @@
           </wp:inline>
         </w:drawing>
       </w:r>
-      <w:bookmarkEnd w:id="0"/>
-    </w:p>
-    <w:p>
-      <w:pPr>
-        <w:rPr>
-          <w:rFonts w:ascii="Century" w:hAnsi="Century"/>
-        </w:rPr>
-      </w:pPr>
+    </w:p>
+    <w:p>
+      <w:pPr>
+        <w:rPr>
+          <w:rFonts w:ascii="Century" w:hAnsi="Century"/>
+        </w:rPr>
+      </w:pPr>
+      <w:r>
+        <w:rPr>
+          <w:rFonts w:ascii="Century" w:hAnsi="Century"/>
+        </w:rPr>
+        <w:t xml:space="preserve">Using page fixtures we should be able to use </w:t>
+      </w:r>
+      <w:proofErr w:type="gramStart"/>
+      <w:r>
+        <w:rPr>
+          <w:rFonts w:ascii="Century" w:hAnsi="Century"/>
+        </w:rPr>
+        <w:t>all the</w:t>
+      </w:r>
+      <w:proofErr w:type="gramEnd"/>
+      <w:r>
+        <w:rPr>
+          <w:rFonts w:ascii="Century" w:hAnsi="Century"/>
+        </w:rPr>
+        <w:t xml:space="preserve"> page directly </w:t>
+      </w:r>
+      <w:r>
+        <w:rPr>
+          <w:rFonts w:ascii="Century" w:hAnsi="Century"/>
+        </w:rPr>
+        <w:t>without implementing it individually</w:t>
+      </w:r>
+      <w:r>
+        <w:rPr>
+          <w:rFonts w:ascii="Century" w:hAnsi="Century"/>
+        </w:rPr>
+        <w:t xml:space="preserve"> in each pages.</w:t>
+      </w:r>
+    </w:p>
+    <w:p>
+      <w:pPr>
+        <w:rPr>
+          <w:rFonts w:ascii="Century" w:hAnsi="Century"/>
+        </w:rPr>
+      </w:pPr>
+      <w:r>
+        <w:rPr>
+          <w:rFonts w:ascii="Century" w:hAnsi="Century"/>
+          <w:sz w:val="24"/>
+          <w:szCs w:val="24"/>
+          <w:highlight w:val="yellow"/>
+        </w:rPr>
+        <w:t>Implementing test parameterization</w:t>
+      </w:r>
+      <w:r>
+        <w:rPr>
+          <w:rFonts w:ascii="Century" w:hAnsi="Century"/>
+        </w:rPr>
+        <w:t>:</w:t>
+      </w:r>
+    </w:p>
+    <w:p>
+      <w:pPr>
+        <w:rPr>
+          <w:rFonts w:ascii="Century" w:hAnsi="Century"/>
+        </w:rPr>
+      </w:pPr>
+      <w:r>
+        <w:rPr>
+          <w:rFonts w:ascii="Century" w:hAnsi="Century"/>
+        </w:rPr>
+        <w:t>In this example we will read the test data from the CSV file.</w:t>
+      </w:r>
+    </w:p>
+    <w:p>
+      <w:pPr>
+        <w:rPr>
+          <w:rFonts w:ascii="Century" w:hAnsi="Century"/>
+        </w:rPr>
+      </w:pPr>
+      <w:r>
+        <w:rPr>
+          <w:rFonts w:ascii="Century" w:hAnsi="Century"/>
+          <w:noProof/>
+        </w:rPr>
+        <w:drawing>
+          <wp:inline distT="0" distB="0" distL="0" distR="0">
+            <wp:extent cx="5943600" cy="1594199"/>
+            <wp:effectExtent l="38100" t="57150" r="114300" b="101251"/>
+            <wp:docPr id="25" name="Picture 10"/>
+            <wp:cNvGraphicFramePr>
+              <a:graphicFrameLocks xmlns:a="http://schemas.openxmlformats.org/drawingml/2006/main" noChangeAspect="1"/>
+            </wp:cNvGraphicFramePr>
+            <a:graphic xmlns:a="http://schemas.openxmlformats.org/drawingml/2006/main">
+              <a:graphicData uri="http://schemas.openxmlformats.org/drawingml/2006/picture">
+                <pic:pic xmlns:pic="http://schemas.openxmlformats.org/drawingml/2006/picture">
+                  <pic:nvPicPr>
+                    <pic:cNvPr id="0" name="Picture 10"/>
+                    <pic:cNvPicPr>
+                      <a:picLocks noChangeAspect="1" noChangeArrowheads="1"/>
+                    </pic:cNvPicPr>
+                  </pic:nvPicPr>
+                  <pic:blipFill>
+                    <a:blip r:embed="rId27"/>
+                    <a:srcRect/>
+                    <a:stretch>
+                      <a:fillRect/>
+                    </a:stretch>
+                  </pic:blipFill>
+                  <pic:spPr bwMode="auto">
+                    <a:xfrm>
+                      <a:off x="0" y="0"/>
+                      <a:ext cx="5943600" cy="1594199"/>
+                    </a:xfrm>
+                    <a:prstGeom prst="rect">
+                      <a:avLst/>
+                    </a:prstGeom>
+                    <a:ln w="38100" cap="sq">
+                      <a:solidFill>
+                        <a:srgbClr val="000000"/>
+                      </a:solidFill>
+                      <a:prstDash val="solid"/>
+                      <a:miter lim="800000"/>
+                    </a:ln>
+                    <a:effectLst>
+                      <a:outerShdw blurRad="50800" dist="38100" dir="2700000" algn="tl" rotWithShape="0">
+                        <a:srgbClr val="000000">
+                          <a:alpha val="43000"/>
+                        </a:srgbClr>
+                      </a:outerShdw>
+                    </a:effectLst>
+                  </pic:spPr>
+                </pic:pic>
+              </a:graphicData>
+            </a:graphic>
+          </wp:inline>
+        </w:drawing>
+      </w:r>
     </w:p>
     <w:p>
       <w:pPr>
@@ -2179,7 +2464,7 @@
 </file>
 
 <file path=word/styles.xml><?xml version="1.0" encoding="utf-8"?>
-<w:styles xmlns:mc="http://schemas.openxmlformats.org/markup-compatibility/2006" xmlns:r="http://schemas.openxmlformats.org/officeDocument/2006/relationships" xmlns:w="http://schemas.openxmlformats.org/wordprocessingml/2006/main" xmlns:w14="http://schemas.microsoft.com/office/word/2010/wordml" mc:Ignorable="w14">
+<w:styles xmlns:r="http://schemas.openxmlformats.org/officeDocument/2006/relationships" xmlns:w="http://schemas.openxmlformats.org/wordprocessingml/2006/main">
   <w:docDefaults>
     <w:rPrDefault>
       <w:rPr>
@@ -2337,11 +2622,11 @@
   <w:style w:type="paragraph" w:default="1" w:styleId="Normal">
     <w:name w:val="Normal"/>
     <w:qFormat/>
+    <w:rsid w:val="00384802"/>
   </w:style>
   <w:style w:type="character" w:default="1" w:styleId="DefaultParagraphFont">
     <w:name w:val="Default Paragraph Font"/>
     <w:uiPriority w:val="1"/>
-    <w:semiHidden/>
     <w:unhideWhenUsed/>
   </w:style>
   <w:style w:type="table" w:default="1" w:styleId="TableNormal">
@@ -2349,6 +2634,7 @@
     <w:uiPriority w:val="99"/>
     <w:semiHidden/>
     <w:unhideWhenUsed/>
+    <w:qFormat/>
     <w:tblPr>
       <w:tblInd w:w="0" w:type="dxa"/>
       <w:tblCellMar>
@@ -2923,4 +3209,16 @@
   <a:objectDefaults/>
   <a:extraClrSchemeLst/>
 </a:theme>
+</file>
+
+<file path=customXml/item1.xml><?xml version="1.0" encoding="utf-8"?>
+<b:Sources xmlns:b="http://schemas.openxmlformats.org/officeDocument/2006/bibliography" xmlns="http://schemas.openxmlformats.org/officeDocument/2006/bibliography" SelectedStyle="\APA.XSL" StyleName="APA"/>
+</file>
+
+<file path=customXml/itemProps1.xml><?xml version="1.0" encoding="utf-8"?>
+<ds:datastoreItem xmlns:ds="http://schemas.openxmlformats.org/officeDocument/2006/customXml" ds:itemID="{B371CBE1-A3CF-4D67-97B3-6C46BB5F4A9B}">
+  <ds:schemaRefs>
+    <ds:schemaRef ds:uri="http://schemas.openxmlformats.org/officeDocument/2006/bibliography"/>
+  </ds:schemaRefs>
+</ds:datastoreItem>
 </file>
--- a/typeScriptPlaywright/docs/6. Final_Playwright Page Objects.docx
+++ b/typeScriptPlaywright/docs/6. Final_Playwright Page Objects.docx
@@ -1,6 +1,6 @@
 
 <file path=word/document.xml><?xml version="1.0" encoding="utf-8"?>
-<w:document xmlns:ve="http://schemas.openxmlformats.org/markup-compatibility/2006" xmlns:o="urn:schemas-microsoft-com:office:office" xmlns:r="http://schemas.openxmlformats.org/officeDocument/2006/relationships" xmlns:m="http://schemas.openxmlformats.org/officeDocument/2006/math" xmlns:v="urn:schemas-microsoft-com:vml" xmlns:wp="http://schemas.openxmlformats.org/drawingml/2006/wordprocessingDrawing" xmlns:w10="urn:schemas-microsoft-com:office:word" xmlns:w="http://schemas.openxmlformats.org/wordprocessingml/2006/main" xmlns:wne="http://schemas.microsoft.com/office/word/2006/wordml">
+<w:document xmlns:wpc="http://schemas.microsoft.com/office/word/2010/wordprocessingCanvas" xmlns:mc="http://schemas.openxmlformats.org/markup-compatibility/2006" xmlns:o="urn:schemas-microsoft-com:office:office" xmlns:r="http://schemas.openxmlformats.org/officeDocument/2006/relationships" xmlns:m="http://schemas.openxmlformats.org/officeDocument/2006/math" xmlns:v="urn:schemas-microsoft-com:vml" xmlns:wp14="http://schemas.microsoft.com/office/word/2010/wordprocessingDrawing" xmlns:wp="http://schemas.openxmlformats.org/drawingml/2006/wordprocessingDrawing" xmlns:w10="urn:schemas-microsoft-com:office:word" xmlns:w="http://schemas.openxmlformats.org/wordprocessingml/2006/main" xmlns:w14="http://schemas.microsoft.com/office/word/2010/wordml" xmlns:wpg="http://schemas.microsoft.com/office/word/2010/wordprocessingGroup" xmlns:wpi="http://schemas.microsoft.com/office/word/2010/wordprocessingInk" xmlns:wne="http://schemas.microsoft.com/office/word/2006/wordml" xmlns:wps="http://schemas.microsoft.com/office/word/2010/wordprocessingShape" mc:Ignorable="w14 wp14">
   <w:body>
     <w:p>
       <w:pPr>
@@ -77,7 +77,7 @@
                     <pic:cNvPicPr/>
                   </pic:nvPicPr>
                   <pic:blipFill rotWithShape="1">
-                    <a:blip r:embed="rId5"/>
+                    <a:blip r:embed="rId6"/>
                     <a:srcRect b="47968"/>
                     <a:stretch/>
                   </pic:blipFill>
@@ -107,7 +107,7 @@
                     </a:effectLst>
                     <a:extLst>
                       <a:ext uri="{53640926-AAD7-44D8-BBD7-CCE9431645EC}">
-                        <a14:shadowObscured xmlns:a14="http://schemas.microsoft.com/office/drawing/2010/main" xmlns:wps="http://schemas.microsoft.com/office/word/2010/wordprocessingShape" xmlns:wpi="http://schemas.microsoft.com/office/word/2010/wordprocessingInk" xmlns:wpg="http://schemas.microsoft.com/office/word/2010/wordprocessingGroup" xmlns:w14="http://schemas.microsoft.com/office/word/2010/wordml" xmlns:w="http://schemas.openxmlformats.org/wordprocessingml/2006/main" xmlns:w10="urn:schemas-microsoft-com:office:word" xmlns:wp14="http://schemas.microsoft.com/office/word/2010/wordprocessingDrawing" xmlns:v="urn:schemas-microsoft-com:vml" xmlns:o="urn:schemas-microsoft-com:office:office" xmlns:mc="http://schemas.openxmlformats.org/markup-compatibility/2006" xmlns:wpc="http://schemas.microsoft.com/office/word/2010/wordprocessingCanvas" xmlns=""/>
+                        <a14:shadowObscured xmlns:a14="http://schemas.microsoft.com/office/drawing/2010/main"/>
                       </a:ext>
                     </a:extLst>
                   </pic:spPr>
@@ -158,7 +158,7 @@
                     <pic:cNvPicPr/>
                   </pic:nvPicPr>
                   <pic:blipFill rotWithShape="1">
-                    <a:blip r:embed="rId6"/>
+                    <a:blip r:embed="rId7"/>
                     <a:srcRect b="48571"/>
                     <a:stretch/>
                   </pic:blipFill>
@@ -188,7 +188,7 @@
                     </a:effectLst>
                     <a:extLst>
                       <a:ext uri="{53640926-AAD7-44D8-BBD7-CCE9431645EC}">
-                        <a14:shadowObscured xmlns:a14="http://schemas.microsoft.com/office/drawing/2010/main" xmlns:wps="http://schemas.microsoft.com/office/word/2010/wordprocessingShape" xmlns:wpi="http://schemas.microsoft.com/office/word/2010/wordprocessingInk" xmlns:wpg="http://schemas.microsoft.com/office/word/2010/wordprocessingGroup" xmlns:w14="http://schemas.microsoft.com/office/word/2010/wordml" xmlns:w="http://schemas.openxmlformats.org/wordprocessingml/2006/main" xmlns:w10="urn:schemas-microsoft-com:office:word" xmlns:wp14="http://schemas.microsoft.com/office/word/2010/wordprocessingDrawing" xmlns:v="urn:schemas-microsoft-com:vml" xmlns:o="urn:schemas-microsoft-com:office:office" xmlns:mc="http://schemas.openxmlformats.org/markup-compatibility/2006" xmlns:wpc="http://schemas.microsoft.com/office/word/2010/wordprocessingCanvas" xmlns=""/>
+                        <a14:shadowObscured xmlns:a14="http://schemas.microsoft.com/office/drawing/2010/main"/>
                       </a:ext>
                     </a:extLst>
                   </pic:spPr>
@@ -253,7 +253,7 @@
                     <pic:cNvPicPr/>
                   </pic:nvPicPr>
                   <pic:blipFill>
-                    <a:blip r:embed="rId7"/>
+                    <a:blip r:embed="rId8"/>
                     <a:stretch>
                       <a:fillRect/>
                     </a:stretch>
@@ -343,7 +343,7 @@
                     <pic:cNvPicPr/>
                   </pic:nvPicPr>
                   <pic:blipFill>
-                    <a:blip r:embed="rId8"/>
+                    <a:blip r:embed="rId9"/>
                     <a:stretch>
                       <a:fillRect/>
                     </a:stretch>
@@ -432,7 +432,7 @@
                     <pic:cNvPicPr/>
                   </pic:nvPicPr>
                   <pic:blipFill>
-                    <a:blip r:embed="rId9"/>
+                    <a:blip r:embed="rId10"/>
                     <a:stretch>
                       <a:fillRect/>
                     </a:stretch>
@@ -507,7 +507,7 @@
                     <pic:cNvPicPr/>
                   </pic:nvPicPr>
                   <pic:blipFill>
-                    <a:blip r:embed="rId10"/>
+                    <a:blip r:embed="rId11"/>
                     <a:stretch>
                       <a:fillRect/>
                     </a:stretch>
@@ -597,7 +597,7 @@
                     <pic:cNvPicPr/>
                   </pic:nvPicPr>
                   <pic:blipFill>
-                    <a:blip r:embed="rId11"/>
+                    <a:blip r:embed="rId12"/>
                     <a:stretch>
                       <a:fillRect/>
                     </a:stretch>
@@ -644,7 +644,7 @@
         </w:rPr>
         <w:t xml:space="preserve">We will be automating </w:t>
       </w:r>
-      <w:hyperlink r:id="rId12" w:history="1">
+      <w:hyperlink r:id="rId13" w:history="1">
         <w:r>
           <w:rPr>
             <w:rStyle w:val="Hyperlink"/>
@@ -704,7 +704,7 @@
                     <pic:cNvPicPr/>
                   </pic:nvPicPr>
                   <pic:blipFill>
-                    <a:blip r:embed="rId13"/>
+                    <a:blip r:embed="rId14"/>
                     <a:stretch>
                       <a:fillRect/>
                     </a:stretch>
@@ -839,7 +839,7 @@
                     <pic:cNvPicPr/>
                   </pic:nvPicPr>
                   <pic:blipFill>
-                    <a:blip r:embed="rId14"/>
+                    <a:blip r:embed="rId15"/>
                     <a:stretch>
                       <a:fillRect/>
                     </a:stretch>
@@ -908,7 +908,7 @@
                     <pic:cNvPicPr/>
                   </pic:nvPicPr>
                   <pic:blipFill>
-                    <a:blip r:embed="rId15"/>
+                    <a:blip r:embed="rId16"/>
                     <a:stretch>
                       <a:fillRect/>
                     </a:stretch>
@@ -1087,7 +1087,7 @@
                     <pic:cNvPicPr/>
                   </pic:nvPicPr>
                   <pic:blipFill>
-                    <a:blip r:embed="rId16"/>
+                    <a:blip r:embed="rId17"/>
                     <a:stretch>
                       <a:fillRect/>
                     </a:stretch>
@@ -1203,7 +1203,7 @@
                     <pic:cNvPicPr/>
                   </pic:nvPicPr>
                   <pic:blipFill>
-                    <a:blip r:embed="rId17"/>
+                    <a:blip r:embed="rId18"/>
                     <a:stretch>
                       <a:fillRect/>
                     </a:stretch>
@@ -1278,7 +1278,7 @@
                     <pic:cNvPicPr/>
                   </pic:nvPicPr>
                   <pic:blipFill>
-                    <a:blip r:embed="rId18"/>
+                    <a:blip r:embed="rId19"/>
                     <a:stretch>
                       <a:fillRect/>
                     </a:stretch>
@@ -1358,7 +1358,7 @@
                     <pic:cNvPicPr/>
                   </pic:nvPicPr>
                   <pic:blipFill>
-                    <a:blip r:embed="rId19"/>
+                    <a:blip r:embed="rId20"/>
                     <a:stretch>
                       <a:fillRect/>
                     </a:stretch>
@@ -1519,7 +1519,7 @@
                     <pic:cNvPicPr/>
                   </pic:nvPicPr>
                   <pic:blipFill>
-                    <a:blip r:embed="rId20"/>
+                    <a:blip r:embed="rId21"/>
                     <a:stretch>
                       <a:fillRect/>
                     </a:stretch>
@@ -1580,7 +1580,7 @@
                     <pic:cNvPicPr/>
                   </pic:nvPicPr>
                   <pic:blipFill>
-                    <a:blip r:embed="rId21"/>
+                    <a:blip r:embed="rId22"/>
                     <a:stretch>
                       <a:fillRect/>
                     </a:stretch>
@@ -1685,7 +1685,7 @@
                     <pic:cNvPicPr/>
                   </pic:nvPicPr>
                   <pic:blipFill rotWithShape="1">
-                    <a:blip r:embed="rId22"/>
+                    <a:blip r:embed="rId23"/>
                     <a:srcRect r="861" b="3918"/>
                     <a:stretch/>
                   </pic:blipFill>
@@ -1715,7 +1715,7 @@
                     </a:effectLst>
                     <a:extLst>
                       <a:ext uri="{53640926-AAD7-44D8-BBD7-CCE9431645EC}">
-                        <a14:shadowObscured xmlns:a14="http://schemas.microsoft.com/office/drawing/2010/main" xmlns:wps="http://schemas.microsoft.com/office/word/2010/wordprocessingShape" xmlns:wpi="http://schemas.microsoft.com/office/word/2010/wordprocessingInk" xmlns:wpg="http://schemas.microsoft.com/office/word/2010/wordprocessingGroup" xmlns:w14="http://schemas.microsoft.com/office/word/2010/wordml" xmlns:w="http://schemas.openxmlformats.org/wordprocessingml/2006/main" xmlns:w10="urn:schemas-microsoft-com:office:word" xmlns:wp14="http://schemas.microsoft.com/office/word/2010/wordprocessingDrawing" xmlns:v="urn:schemas-microsoft-com:vml" xmlns:o="urn:schemas-microsoft-com:office:office" xmlns:mc="http://schemas.openxmlformats.org/markup-compatibility/2006" xmlns:wpc="http://schemas.microsoft.com/office/word/2010/wordprocessingCanvas" xmlns=""/>
+                        <a14:shadowObscured xmlns:a14="http://schemas.microsoft.com/office/drawing/2010/main"/>
                       </a:ext>
                     </a:extLst>
                   </pic:spPr>
@@ -1752,7 +1752,7 @@
                     <pic:cNvPicPr/>
                   </pic:nvPicPr>
                   <pic:blipFill>
-                    <a:blip r:embed="rId23"/>
+                    <a:blip r:embed="rId24"/>
                     <a:stretch>
                       <a:fillRect/>
                     </a:stretch>
@@ -1922,7 +1922,7 @@
                     </pic:cNvPicPr>
                   </pic:nvPicPr>
                   <pic:blipFill>
-                    <a:blip r:embed="rId24"/>
+                    <a:blip r:embed="rId25"/>
                     <a:srcRect/>
                     <a:stretch>
                       <a:fillRect/>
@@ -2042,7 +2042,7 @@
                     </pic:cNvPicPr>
                   </pic:nvPicPr>
                   <pic:blipFill>
-                    <a:blip r:embed="rId25"/>
+                    <a:blip r:embed="rId26"/>
                     <a:srcRect/>
                     <a:stretch>
                       <a:fillRect/>
@@ -2250,7 +2250,7 @@
                     </pic:cNvPicPr>
                   </pic:nvPicPr>
                   <pic:blipFill>
-                    <a:blip r:embed="rId26"/>
+                    <a:blip r:embed="rId27"/>
                     <a:srcRect/>
                     <a:stretch>
                       <a:fillRect/>
@@ -2389,7 +2389,7 @@
                     </pic:cNvPicPr>
                   </pic:nvPicPr>
                   <pic:blipFill>
-                    <a:blip r:embed="rId27"/>
+                    <a:blip r:embed="rId28"/>
                     <a:srcRect/>
                     <a:stretch>
                       <a:fillRect/>
@@ -2431,6 +2431,116 @@
           <w:rFonts w:ascii="Century" w:hAnsi="Century"/>
         </w:rPr>
       </w:pPr>
+      <w:r>
+        <w:rPr>
+          <w:rFonts w:ascii="Century" w:hAnsi="Century"/>
+        </w:rPr>
+        <w:t>We also need to write the code to read data from csv.</w:t>
+      </w:r>
+    </w:p>
+    <w:p>
+      <w:pPr>
+        <w:rPr>
+          <w:rFonts w:ascii="Century" w:hAnsi="Century"/>
+        </w:rPr>
+      </w:pPr>
+      <w:r>
+        <w:rPr>
+          <w:rFonts w:ascii="Century" w:hAnsi="Century"/>
+        </w:rPr>
+        <w:t>First we will install csv-parse using the command “</w:t>
+      </w:r>
+      <w:proofErr w:type="spellStart"/>
+      <w:r>
+        <w:rPr>
+          <w:rFonts w:ascii="Century" w:hAnsi="Century"/>
+        </w:rPr>
+        <w:t>npm</w:t>
+      </w:r>
+      <w:proofErr w:type="spellEnd"/>
+      <w:r>
+        <w:rPr>
+          <w:rFonts w:ascii="Century" w:hAnsi="Century"/>
+        </w:rPr>
+        <w:t xml:space="preserve"> install csv-parse</w:t>
+      </w:r>
+      <w:r>
+        <w:rPr>
+          <w:rFonts w:ascii="Century" w:hAnsi="Century"/>
+        </w:rPr>
+        <w:t>”</w:t>
+      </w:r>
+    </w:p>
+    <w:p>
+      <w:pPr>
+        <w:rPr>
+          <w:rFonts w:ascii="Century" w:hAnsi="Century"/>
+        </w:rPr>
+      </w:pPr>
+      <w:r>
+        <w:rPr>
+          <w:noProof/>
+        </w:rPr>
+        <w:lastRenderedPageBreak/>
+        <w:drawing>
+          <wp:inline distT="0" distB="0" distL="0" distR="0" wp14:anchorId="0B9F8CB0" wp14:editId="24769F09">
+            <wp:extent cx="5943600" cy="2270760"/>
+            <wp:effectExtent l="76200" t="76200" r="114300" b="110490"/>
+            <wp:docPr id="15" name="Picture 15"/>
+            <wp:cNvGraphicFramePr>
+              <a:graphicFrameLocks xmlns:a="http://schemas.openxmlformats.org/drawingml/2006/main" noChangeAspect="1"/>
+            </wp:cNvGraphicFramePr>
+            <a:graphic xmlns:a="http://schemas.openxmlformats.org/drawingml/2006/main">
+              <a:graphicData uri="http://schemas.openxmlformats.org/drawingml/2006/picture">
+                <pic:pic xmlns:pic="http://schemas.openxmlformats.org/drawingml/2006/picture">
+                  <pic:nvPicPr>
+                    <pic:cNvPr id="0" name=""/>
+                    <pic:cNvPicPr/>
+                  </pic:nvPicPr>
+                  <pic:blipFill>
+                    <a:blip r:embed="rId29"/>
+                    <a:stretch>
+                      <a:fillRect/>
+                    </a:stretch>
+                  </pic:blipFill>
+                  <pic:spPr>
+                    <a:xfrm>
+                      <a:off x="0" y="0"/>
+                      <a:ext cx="5943600" cy="2270760"/>
+                    </a:xfrm>
+                    <a:prstGeom prst="rect">
+                      <a:avLst/>
+                    </a:prstGeom>
+                    <a:ln w="38100" cap="sq">
+                      <a:solidFill>
+                        <a:srgbClr val="000000"/>
+                      </a:solidFill>
+                      <a:prstDash val="solid"/>
+                      <a:miter lim="800000"/>
+                    </a:ln>
+                    <a:effectLst>
+                      <a:outerShdw blurRad="50800" dist="38100" dir="2700000" algn="tl" rotWithShape="0">
+                        <a:srgbClr val="000000">
+                          <a:alpha val="43000"/>
+                        </a:srgbClr>
+                      </a:outerShdw>
+                    </a:effectLst>
+                  </pic:spPr>
+                </pic:pic>
+              </a:graphicData>
+            </a:graphic>
+          </wp:inline>
+        </w:drawing>
+      </w:r>
+    </w:p>
+    <w:p>
+      <w:pPr>
+        <w:rPr>
+          <w:rFonts w:ascii="Century" w:hAnsi="Century"/>
+        </w:rPr>
+      </w:pPr>
+      <w:bookmarkStart w:id="0" w:name="_GoBack"/>
+      <w:bookmarkEnd w:id="0"/>
     </w:p>
     <w:p>
       <w:pPr>
@@ -2464,7 +2574,7 @@
 </file>
 
 <file path=word/styles.xml><?xml version="1.0" encoding="utf-8"?>
-<w:styles xmlns:r="http://schemas.openxmlformats.org/officeDocument/2006/relationships" xmlns:w="http://schemas.openxmlformats.org/wordprocessingml/2006/main">
+<w:styles xmlns:mc="http://schemas.openxmlformats.org/markup-compatibility/2006" xmlns:r="http://schemas.openxmlformats.org/officeDocument/2006/relationships" xmlns:w="http://schemas.openxmlformats.org/wordprocessingml/2006/main" xmlns:w14="http://schemas.microsoft.com/office/word/2010/wordml" mc:Ignorable="w14">
   <w:docDefaults>
     <w:rPrDefault>
       <w:rPr>
@@ -2627,6 +2737,7 @@
   <w:style w:type="character" w:default="1" w:styleId="DefaultParagraphFont">
     <w:name w:val="Default Paragraph Font"/>
     <w:uiPriority w:val="1"/>
+    <w:semiHidden/>
     <w:unhideWhenUsed/>
   </w:style>
   <w:style w:type="table" w:default="1" w:styleId="TableNormal">
@@ -2634,7 +2745,6 @@
     <w:uiPriority w:val="99"/>
     <w:semiHidden/>
     <w:unhideWhenUsed/>
-    <w:qFormat/>
     <w:tblPr>
       <w:tblInd w:w="0" w:type="dxa"/>
       <w:tblCellMar>
@@ -3216,7 +3326,7 @@
 </file>
 
 <file path=customXml/itemProps1.xml><?xml version="1.0" encoding="utf-8"?>
-<ds:datastoreItem xmlns:ds="http://schemas.openxmlformats.org/officeDocument/2006/customXml" ds:itemID="{B371CBE1-A3CF-4D67-97B3-6C46BB5F4A9B}">
+<ds:datastoreItem xmlns:ds="http://schemas.openxmlformats.org/officeDocument/2006/customXml" ds:itemID="{B013B73E-41BD-41B1-B205-17421E7EEFB9}">
   <ds:schemaRefs>
     <ds:schemaRef ds:uri="http://schemas.openxmlformats.org/officeDocument/2006/bibliography"/>
   </ds:schemaRefs>
